--- a/MATERIAIS PUBLICADOS/OFICIOS E MEMORANDOS/Anexo VI - Memorando.docx
+++ b/MATERIAIS PUBLICADOS/OFICIOS E MEMORANDOS/Anexo VI - Memorando.docx
@@ -1,6 +1,6 @@
 
 <file path=word/document.xml><?xml version="1.0" encoding="utf-8"?>
-<w:document xmlns:wpc="http://schemas.microsoft.com/office/word/2010/wordprocessingCanvas" xmlns:cx="http://schemas.microsoft.com/office/drawing/2014/chartex" xmlns:cx1="http://schemas.microsoft.com/office/drawing/2015/9/8/chartex" xmlns:cx2="http://schemas.microsoft.com/office/drawing/2015/10/21/chartex" xmlns:cx3="http://schemas.microsoft.com/office/drawing/2016/5/9/chartex" xmlns:cx4="http://schemas.microsoft.com/office/drawing/2016/5/10/chartex" xmlns:cx5="http://schemas.microsoft.com/office/drawing/2016/5/11/chartex" xmlns:cx6="http://schemas.microsoft.com/office/drawing/2016/5/12/chartex" xmlns:cx7="http://schemas.microsoft.com/office/drawing/2016/5/13/chartex" xmlns:cx8="http://schemas.microsoft.com/office/drawing/2016/5/14/chartex" xmlns:mc="http://schemas.openxmlformats.org/markup-compatibility/2006" xmlns:aink="http://schemas.microsoft.com/office/drawing/2016/ink" xmlns:am3d="http://schemas.microsoft.com/office/drawing/2017/model3d" xmlns:o="urn:schemas-microsoft-com:office:office" xmlns:r="http://schemas.openxmlformats.org/officeDocument/2006/relationships" xmlns:m="http://schemas.openxmlformats.org/officeDocument/2006/math" xmlns:v="urn:schemas-microsoft-com:vml" xmlns:wp14="http://schemas.microsoft.com/office/word/2010/wordprocessingDrawing" xmlns:wp="http://schemas.openxmlformats.org/drawingml/2006/wordprocessingDrawing" xmlns:w10="urn:schemas-microsoft-com:office:word" xmlns:w="http://schemas.openxmlformats.org/wordprocessingml/2006/main" xmlns:w14="http://schemas.microsoft.com/office/word/2010/wordml" xmlns:w15="http://schemas.microsoft.com/office/word/2012/wordml" xmlns:w16cex="http://schemas.microsoft.com/office/word/2018/wordml/cex" xmlns:w16cid="http://schemas.microsoft.com/office/word/2016/wordml/cid" xmlns:w16="http://schemas.microsoft.com/office/word/2018/wordml" xmlns:w16sdtdh="http://schemas.microsoft.com/office/word/2020/wordml/sdtdatahash" xmlns:w16se="http://schemas.microsoft.com/office/word/2015/wordml/symex" xmlns:wpg="http://schemas.microsoft.com/office/word/2010/wordprocessingGroup" xmlns:wpi="http://schemas.microsoft.com/office/word/2010/wordprocessingInk" xmlns:wne="http://schemas.microsoft.com/office/word/2006/wordml" xmlns:wps="http://schemas.microsoft.com/office/word/2010/wordprocessingShape" mc:Ignorable="w14 w15 w16se w16cid w16 w16cex w16sdtdh wp14">
+<w:document xmlns:wpc="http://schemas.microsoft.com/office/word/2010/wordprocessingCanvas" xmlns:cx="http://schemas.microsoft.com/office/drawing/2014/chartex" xmlns:cx1="http://schemas.microsoft.com/office/drawing/2015/9/8/chartex" xmlns:cx2="http://schemas.microsoft.com/office/drawing/2015/10/21/chartex" xmlns:cx3="http://schemas.microsoft.com/office/drawing/2016/5/9/chartex" xmlns:cx4="http://schemas.microsoft.com/office/drawing/2016/5/10/chartex" xmlns:cx5="http://schemas.microsoft.com/office/drawing/2016/5/11/chartex" xmlns:cx6="http://schemas.microsoft.com/office/drawing/2016/5/12/chartex" xmlns:cx7="http://schemas.microsoft.com/office/drawing/2016/5/13/chartex" xmlns:cx8="http://schemas.microsoft.com/office/drawing/2016/5/14/chartex" xmlns:mc="http://schemas.openxmlformats.org/markup-compatibility/2006" xmlns:aink="http://schemas.microsoft.com/office/drawing/2016/ink" xmlns:am3d="http://schemas.microsoft.com/office/drawing/2017/model3d" xmlns:o="urn:schemas-microsoft-com:office:office" xmlns:oel="http://schemas.microsoft.com/office/2019/extlst" xmlns:r="http://schemas.openxmlformats.org/officeDocument/2006/relationships" xmlns:m="http://schemas.openxmlformats.org/officeDocument/2006/math" xmlns:v="urn:schemas-microsoft-com:vml" xmlns:wp14="http://schemas.microsoft.com/office/word/2010/wordprocessingDrawing" xmlns:wp="http://schemas.openxmlformats.org/drawingml/2006/wordprocessingDrawing" xmlns:w10="urn:schemas-microsoft-com:office:word" xmlns:w="http://schemas.openxmlformats.org/wordprocessingml/2006/main" xmlns:w14="http://schemas.microsoft.com/office/word/2010/wordml" xmlns:w15="http://schemas.microsoft.com/office/word/2012/wordml" xmlns:w16cex="http://schemas.microsoft.com/office/word/2018/wordml/cex" xmlns:w16cid="http://schemas.microsoft.com/office/word/2016/wordml/cid" xmlns:w16="http://schemas.microsoft.com/office/word/2018/wordml" xmlns:w16du="http://schemas.microsoft.com/office/word/2023/wordml/word16du" xmlns:w16sdtdh="http://schemas.microsoft.com/office/word/2020/wordml/sdtdatahash" xmlns:w16sdtfl="http://schemas.microsoft.com/office/word/2024/wordml/sdtformatlock" xmlns:w16se="http://schemas.microsoft.com/office/word/2015/wordml/symex" xmlns:wpg="http://schemas.microsoft.com/office/word/2010/wordprocessingGroup" xmlns:wpi="http://schemas.microsoft.com/office/word/2010/wordprocessingInk" xmlns:wne="http://schemas.microsoft.com/office/word/2006/wordml" xmlns:wps="http://schemas.microsoft.com/office/word/2010/wordprocessingShape" mc:Ignorable="w14 w15 w16se w16cid w16 w16cex w16sdtdh w16sdtfl w16du wp14">
   <w:body>
     <w:p>
       <w:pPr>
@@ -103,7 +103,6 @@
         </w:rPr>
         <w:t xml:space="preserve">Em relação a frequência do mês de </w:t>
       </w:r>
-      <w:proofErr w:type="spellStart"/>
       <w:r>
         <w:rPr>
           <w:rFonts w:eastAsia="Arial"/>
@@ -111,7 +110,6 @@
         </w:rPr>
         <w:t>xxxx</w:t>
       </w:r>
-      <w:proofErr w:type="spellEnd"/>
       <w:r>
         <w:rPr>
           <w:rFonts w:eastAsia="Arial"/>
@@ -137,14 +135,12 @@
         </w:rPr>
         <w:t xml:space="preserve"> </w:t>
       </w:r>
-      <w:proofErr w:type="spellStart"/>
       <w:r>
         <w:rPr>
           <w:rFonts w:eastAsia="Arial"/>
         </w:rPr>
         <w:t>xxxxx</w:t>
       </w:r>
-      <w:proofErr w:type="spellEnd"/>
       <w:r>
         <w:rPr>
           <w:rFonts w:eastAsia="Arial"/>
@@ -229,10 +225,7 @@
         <w:pStyle w:val="PargrafodaLista"/>
       </w:pPr>
       <w:r>
-        <w:t>Transcrever documento anex</w:t>
-      </w:r>
-      <w:r>
-        <w:t>o</w:t>
+        <w:t>Transcrever documento anexo</w:t>
       </w:r>
     </w:p>
     <w:p/>
@@ -537,7 +530,7 @@
 </file>
 
 <file path=word/endnotes.xml><?xml version="1.0" encoding="utf-8"?>
-<w:endnotes xmlns:wpc="http://schemas.microsoft.com/office/word/2010/wordprocessingCanvas" xmlns:cx="http://schemas.microsoft.com/office/drawing/2014/chartex" xmlns:cx1="http://schemas.microsoft.com/office/drawing/2015/9/8/chartex" xmlns:cx2="http://schemas.microsoft.com/office/drawing/2015/10/21/chartex" xmlns:cx3="http://schemas.microsoft.com/office/drawing/2016/5/9/chartex" xmlns:cx4="http://schemas.microsoft.com/office/drawing/2016/5/10/chartex" xmlns:cx5="http://schemas.microsoft.com/office/drawing/2016/5/11/chartex" xmlns:cx6="http://schemas.microsoft.com/office/drawing/2016/5/12/chartex" xmlns:cx7="http://schemas.microsoft.com/office/drawing/2016/5/13/chartex" xmlns:cx8="http://schemas.microsoft.com/office/drawing/2016/5/14/chartex" xmlns:mc="http://schemas.openxmlformats.org/markup-compatibility/2006" xmlns:aink="http://schemas.microsoft.com/office/drawing/2016/ink" xmlns:am3d="http://schemas.microsoft.com/office/drawing/2017/model3d" xmlns:o="urn:schemas-microsoft-com:office:office" xmlns:r="http://schemas.openxmlformats.org/officeDocument/2006/relationships" xmlns:m="http://schemas.openxmlformats.org/officeDocument/2006/math" xmlns:v="urn:schemas-microsoft-com:vml" xmlns:wp14="http://schemas.microsoft.com/office/word/2010/wordprocessingDrawing" xmlns:wp="http://schemas.openxmlformats.org/drawingml/2006/wordprocessingDrawing" xmlns:w10="urn:schemas-microsoft-com:office:word" xmlns:w="http://schemas.openxmlformats.org/wordprocessingml/2006/main" xmlns:w14="http://schemas.microsoft.com/office/word/2010/wordml" xmlns:w15="http://schemas.microsoft.com/office/word/2012/wordml" xmlns:w16cex="http://schemas.microsoft.com/office/word/2018/wordml/cex" xmlns:w16cid="http://schemas.microsoft.com/office/word/2016/wordml/cid" xmlns:w16="http://schemas.microsoft.com/office/word/2018/wordml" xmlns:w16sdtdh="http://schemas.microsoft.com/office/word/2020/wordml/sdtdatahash" xmlns:w16se="http://schemas.microsoft.com/office/word/2015/wordml/symex" xmlns:wpg="http://schemas.microsoft.com/office/word/2010/wordprocessingGroup" xmlns:wpi="http://schemas.microsoft.com/office/word/2010/wordprocessingInk" xmlns:wne="http://schemas.microsoft.com/office/word/2006/wordml" xmlns:wps="http://schemas.microsoft.com/office/word/2010/wordprocessingShape" mc:Ignorable="w14 w15 w16se w16cid w16 w16cex w16sdtdh wp14">
+<w:endnotes xmlns:wpc="http://schemas.microsoft.com/office/word/2010/wordprocessingCanvas" xmlns:cx="http://schemas.microsoft.com/office/drawing/2014/chartex" xmlns:cx1="http://schemas.microsoft.com/office/drawing/2015/9/8/chartex" xmlns:cx2="http://schemas.microsoft.com/office/drawing/2015/10/21/chartex" xmlns:cx3="http://schemas.microsoft.com/office/drawing/2016/5/9/chartex" xmlns:cx4="http://schemas.microsoft.com/office/drawing/2016/5/10/chartex" xmlns:cx5="http://schemas.microsoft.com/office/drawing/2016/5/11/chartex" xmlns:cx6="http://schemas.microsoft.com/office/drawing/2016/5/12/chartex" xmlns:cx7="http://schemas.microsoft.com/office/drawing/2016/5/13/chartex" xmlns:cx8="http://schemas.microsoft.com/office/drawing/2016/5/14/chartex" xmlns:mc="http://schemas.openxmlformats.org/markup-compatibility/2006" xmlns:aink="http://schemas.microsoft.com/office/drawing/2016/ink" xmlns:am3d="http://schemas.microsoft.com/office/drawing/2017/model3d" xmlns:o="urn:schemas-microsoft-com:office:office" xmlns:oel="http://schemas.microsoft.com/office/2019/extlst" xmlns:r="http://schemas.openxmlformats.org/officeDocument/2006/relationships" xmlns:m="http://schemas.openxmlformats.org/officeDocument/2006/math" xmlns:v="urn:schemas-microsoft-com:vml" xmlns:wp14="http://schemas.microsoft.com/office/word/2010/wordprocessingDrawing" xmlns:wp="http://schemas.openxmlformats.org/drawingml/2006/wordprocessingDrawing" xmlns:w10="urn:schemas-microsoft-com:office:word" xmlns:w="http://schemas.openxmlformats.org/wordprocessingml/2006/main" xmlns:w14="http://schemas.microsoft.com/office/word/2010/wordml" xmlns:w15="http://schemas.microsoft.com/office/word/2012/wordml" xmlns:w16cex="http://schemas.microsoft.com/office/word/2018/wordml/cex" xmlns:w16cid="http://schemas.microsoft.com/office/word/2016/wordml/cid" xmlns:w16="http://schemas.microsoft.com/office/word/2018/wordml" xmlns:w16du="http://schemas.microsoft.com/office/word/2023/wordml/word16du" xmlns:w16sdtdh="http://schemas.microsoft.com/office/word/2020/wordml/sdtdatahash" xmlns:w16sdtfl="http://schemas.microsoft.com/office/word/2024/wordml/sdtformatlock" xmlns:w16se="http://schemas.microsoft.com/office/word/2015/wordml/symex" xmlns:wpg="http://schemas.microsoft.com/office/word/2010/wordprocessingGroup" xmlns:wpi="http://schemas.microsoft.com/office/word/2010/wordprocessingInk" xmlns:wne="http://schemas.microsoft.com/office/word/2006/wordml" xmlns:wps="http://schemas.microsoft.com/office/word/2010/wordprocessingShape" mc:Ignorable="w14 w15 w16se w16cid w16 w16cex w16sdtdh w16sdtfl w16du wp14">
   <w:endnote w:type="separator" w:id="-1">
     <w:p>
       <w:r>
@@ -556,7 +549,7 @@
 </file>
 
 <file path=word/footer1.xml><?xml version="1.0" encoding="utf-8"?>
-<w:ftr xmlns:wpc="http://schemas.microsoft.com/office/word/2010/wordprocessingCanvas" xmlns:cx="http://schemas.microsoft.com/office/drawing/2014/chartex" xmlns:cx1="http://schemas.microsoft.com/office/drawing/2015/9/8/chartex" xmlns:cx2="http://schemas.microsoft.com/office/drawing/2015/10/21/chartex" xmlns:cx3="http://schemas.microsoft.com/office/drawing/2016/5/9/chartex" xmlns:cx4="http://schemas.microsoft.com/office/drawing/2016/5/10/chartex" xmlns:cx5="http://schemas.microsoft.com/office/drawing/2016/5/11/chartex" xmlns:cx6="http://schemas.microsoft.com/office/drawing/2016/5/12/chartex" xmlns:cx7="http://schemas.microsoft.com/office/drawing/2016/5/13/chartex" xmlns:cx8="http://schemas.microsoft.com/office/drawing/2016/5/14/chartex" xmlns:mc="http://schemas.openxmlformats.org/markup-compatibility/2006" xmlns:aink="http://schemas.microsoft.com/office/drawing/2016/ink" xmlns:am3d="http://schemas.microsoft.com/office/drawing/2017/model3d" xmlns:o="urn:schemas-microsoft-com:office:office" xmlns:r="http://schemas.openxmlformats.org/officeDocument/2006/relationships" xmlns:m="http://schemas.openxmlformats.org/officeDocument/2006/math" xmlns:v="urn:schemas-microsoft-com:vml" xmlns:wp14="http://schemas.microsoft.com/office/word/2010/wordprocessingDrawing" xmlns:wp="http://schemas.openxmlformats.org/drawingml/2006/wordprocessingDrawing" xmlns:w10="urn:schemas-microsoft-com:office:word" xmlns:w="http://schemas.openxmlformats.org/wordprocessingml/2006/main" xmlns:w14="http://schemas.microsoft.com/office/word/2010/wordml" xmlns:w15="http://schemas.microsoft.com/office/word/2012/wordml" xmlns:w16cex="http://schemas.microsoft.com/office/word/2018/wordml/cex" xmlns:w16cid="http://schemas.microsoft.com/office/word/2016/wordml/cid" xmlns:w16="http://schemas.microsoft.com/office/word/2018/wordml" xmlns:w16sdtdh="http://schemas.microsoft.com/office/word/2020/wordml/sdtdatahash" xmlns:w16se="http://schemas.microsoft.com/office/word/2015/wordml/symex" xmlns:wpg="http://schemas.microsoft.com/office/word/2010/wordprocessingGroup" xmlns:wpi="http://schemas.microsoft.com/office/word/2010/wordprocessingInk" xmlns:wne="http://schemas.microsoft.com/office/word/2006/wordml" xmlns:wps="http://schemas.microsoft.com/office/word/2010/wordprocessingShape" mc:Ignorable="w14 w15 w16se w16cid w16 w16cex w16sdtdh wp14">
+<w:ftr xmlns:wpc="http://schemas.microsoft.com/office/word/2010/wordprocessingCanvas" xmlns:cx="http://schemas.microsoft.com/office/drawing/2014/chartex" xmlns:cx1="http://schemas.microsoft.com/office/drawing/2015/9/8/chartex" xmlns:cx2="http://schemas.microsoft.com/office/drawing/2015/10/21/chartex" xmlns:cx3="http://schemas.microsoft.com/office/drawing/2016/5/9/chartex" xmlns:cx4="http://schemas.microsoft.com/office/drawing/2016/5/10/chartex" xmlns:cx5="http://schemas.microsoft.com/office/drawing/2016/5/11/chartex" xmlns:cx6="http://schemas.microsoft.com/office/drawing/2016/5/12/chartex" xmlns:cx7="http://schemas.microsoft.com/office/drawing/2016/5/13/chartex" xmlns:cx8="http://schemas.microsoft.com/office/drawing/2016/5/14/chartex" xmlns:mc="http://schemas.openxmlformats.org/markup-compatibility/2006" xmlns:aink="http://schemas.microsoft.com/office/drawing/2016/ink" xmlns:am3d="http://schemas.microsoft.com/office/drawing/2017/model3d" xmlns:o="urn:schemas-microsoft-com:office:office" xmlns:oel="http://schemas.microsoft.com/office/2019/extlst" xmlns:r="http://schemas.openxmlformats.org/officeDocument/2006/relationships" xmlns:m="http://schemas.openxmlformats.org/officeDocument/2006/math" xmlns:v="urn:schemas-microsoft-com:vml" xmlns:wp14="http://schemas.microsoft.com/office/word/2010/wordprocessingDrawing" xmlns:wp="http://schemas.openxmlformats.org/drawingml/2006/wordprocessingDrawing" xmlns:w10="urn:schemas-microsoft-com:office:word" xmlns:w="http://schemas.openxmlformats.org/wordprocessingml/2006/main" xmlns:w14="http://schemas.microsoft.com/office/word/2010/wordml" xmlns:w15="http://schemas.microsoft.com/office/word/2012/wordml" xmlns:w16cex="http://schemas.microsoft.com/office/word/2018/wordml/cex" xmlns:w16cid="http://schemas.microsoft.com/office/word/2016/wordml/cid" xmlns:w16="http://schemas.microsoft.com/office/word/2018/wordml" xmlns:w16du="http://schemas.microsoft.com/office/word/2023/wordml/word16du" xmlns:w16sdtdh="http://schemas.microsoft.com/office/word/2020/wordml/sdtdatahash" xmlns:w16sdtfl="http://schemas.microsoft.com/office/word/2024/wordml/sdtformatlock" xmlns:w16se="http://schemas.microsoft.com/office/word/2015/wordml/symex" xmlns:wpg="http://schemas.microsoft.com/office/word/2010/wordprocessingGroup" xmlns:wpi="http://schemas.microsoft.com/office/word/2010/wordprocessingInk" xmlns:wne="http://schemas.microsoft.com/office/word/2006/wordml" xmlns:wps="http://schemas.microsoft.com/office/word/2010/wordprocessingShape" mc:Ignorable="w14 w15 w16se w16cid w16 w16cex w16sdtdh w16sdtfl w16du wp14">
   <w:p>
     <w:pPr>
       <w:pStyle w:val="Rodap"/>
@@ -626,15 +619,7 @@
       </w:rPr>
     </w:pPr>
     <w:r>
-      <w:t xml:space="preserve">SECRETARIA DE SAÚDE DE SÃO MATEUS DO </w:t>
-    </w:r>
-    <w:proofErr w:type="gramStart"/>
-    <w:r>
-      <w:t>SUL  /</w:t>
-    </w:r>
-    <w:proofErr w:type="gramEnd"/>
-    <w:r>
-      <w:t xml:space="preserve"> CNPJ 76.021.450/0001-22</w:t>
+      <w:t>SECRETARIA DE SAÚDE DE SÃO MATEUS DO SUL  / CNPJ 76.021.450/0001-22</w:t>
     </w:r>
     <w:r>
       <w:rPr>
@@ -649,35 +634,7 @@
       <w:rPr>
         <w:color w:val="65656B"/>
       </w:rPr>
-      <w:t xml:space="preserve">Rua Pedro </w:t>
-    </w:r>
-    <w:proofErr w:type="spellStart"/>
-    <w:r>
-      <w:rPr>
-        <w:color w:val="65656B"/>
-      </w:rPr>
-      <w:t>Effco</w:t>
-    </w:r>
-    <w:proofErr w:type="spellEnd"/>
-    <w:r>
-      <w:rPr>
-        <w:color w:val="65656B"/>
-      </w:rPr>
-      <w:t xml:space="preserve">, 1833 – Vila </w:t>
-    </w:r>
-    <w:proofErr w:type="spellStart"/>
-    <w:r>
-      <w:rPr>
-        <w:color w:val="65656B"/>
-      </w:rPr>
-      <w:t>Prohmann</w:t>
-    </w:r>
-    <w:proofErr w:type="spellEnd"/>
-    <w:r>
-      <w:rPr>
-        <w:color w:val="65656B"/>
-      </w:rPr>
-      <w:t xml:space="preserve"> / (42) 3912-7064 – (42) 3912-4065</w:t>
+      <w:t>Rua Pedro Effco, 1833 – Vila Prohmann / (42) 3912-7064 – (42) 3912-4065</w:t>
     </w:r>
   </w:p>
   <w:p>
@@ -689,7 +646,7 @@
 </file>
 
 <file path=word/footnotes.xml><?xml version="1.0" encoding="utf-8"?>
-<w:footnotes xmlns:wpc="http://schemas.microsoft.com/office/word/2010/wordprocessingCanvas" xmlns:cx="http://schemas.microsoft.com/office/drawing/2014/chartex" xmlns:cx1="http://schemas.microsoft.com/office/drawing/2015/9/8/chartex" xmlns:cx2="http://schemas.microsoft.com/office/drawing/2015/10/21/chartex" xmlns:cx3="http://schemas.microsoft.com/office/drawing/2016/5/9/chartex" xmlns:cx4="http://schemas.microsoft.com/office/drawing/2016/5/10/chartex" xmlns:cx5="http://schemas.microsoft.com/office/drawing/2016/5/11/chartex" xmlns:cx6="http://schemas.microsoft.com/office/drawing/2016/5/12/chartex" xmlns:cx7="http://schemas.microsoft.com/office/drawing/2016/5/13/chartex" xmlns:cx8="http://schemas.microsoft.com/office/drawing/2016/5/14/chartex" xmlns:mc="http://schemas.openxmlformats.org/markup-compatibility/2006" xmlns:aink="http://schemas.microsoft.com/office/drawing/2016/ink" xmlns:am3d="http://schemas.microsoft.com/office/drawing/2017/model3d" xmlns:o="urn:schemas-microsoft-com:office:office" xmlns:r="http://schemas.openxmlformats.org/officeDocument/2006/relationships" xmlns:m="http://schemas.openxmlformats.org/officeDocument/2006/math" xmlns:v="urn:schemas-microsoft-com:vml" xmlns:wp14="http://schemas.microsoft.com/office/word/2010/wordprocessingDrawing" xmlns:wp="http://schemas.openxmlformats.org/drawingml/2006/wordprocessingDrawing" xmlns:w10="urn:schemas-microsoft-com:office:word" xmlns:w="http://schemas.openxmlformats.org/wordprocessingml/2006/main" xmlns:w14="http://schemas.microsoft.com/office/word/2010/wordml" xmlns:w15="http://schemas.microsoft.com/office/word/2012/wordml" xmlns:w16cex="http://schemas.microsoft.com/office/word/2018/wordml/cex" xmlns:w16cid="http://schemas.microsoft.com/office/word/2016/wordml/cid" xmlns:w16="http://schemas.microsoft.com/office/word/2018/wordml" xmlns:w16sdtdh="http://schemas.microsoft.com/office/word/2020/wordml/sdtdatahash" xmlns:w16se="http://schemas.microsoft.com/office/word/2015/wordml/symex" xmlns:wpg="http://schemas.microsoft.com/office/word/2010/wordprocessingGroup" xmlns:wpi="http://schemas.microsoft.com/office/word/2010/wordprocessingInk" xmlns:wne="http://schemas.microsoft.com/office/word/2006/wordml" xmlns:wps="http://schemas.microsoft.com/office/word/2010/wordprocessingShape" mc:Ignorable="w14 w15 w16se w16cid w16 w16cex w16sdtdh wp14">
+<w:footnotes xmlns:wpc="http://schemas.microsoft.com/office/word/2010/wordprocessingCanvas" xmlns:cx="http://schemas.microsoft.com/office/drawing/2014/chartex" xmlns:cx1="http://schemas.microsoft.com/office/drawing/2015/9/8/chartex" xmlns:cx2="http://schemas.microsoft.com/office/drawing/2015/10/21/chartex" xmlns:cx3="http://schemas.microsoft.com/office/drawing/2016/5/9/chartex" xmlns:cx4="http://schemas.microsoft.com/office/drawing/2016/5/10/chartex" xmlns:cx5="http://schemas.microsoft.com/office/drawing/2016/5/11/chartex" xmlns:cx6="http://schemas.microsoft.com/office/drawing/2016/5/12/chartex" xmlns:cx7="http://schemas.microsoft.com/office/drawing/2016/5/13/chartex" xmlns:cx8="http://schemas.microsoft.com/office/drawing/2016/5/14/chartex" xmlns:mc="http://schemas.openxmlformats.org/markup-compatibility/2006" xmlns:aink="http://schemas.microsoft.com/office/drawing/2016/ink" xmlns:am3d="http://schemas.microsoft.com/office/drawing/2017/model3d" xmlns:o="urn:schemas-microsoft-com:office:office" xmlns:oel="http://schemas.microsoft.com/office/2019/extlst" xmlns:r="http://schemas.openxmlformats.org/officeDocument/2006/relationships" xmlns:m="http://schemas.openxmlformats.org/officeDocument/2006/math" xmlns:v="urn:schemas-microsoft-com:vml" xmlns:wp14="http://schemas.microsoft.com/office/word/2010/wordprocessingDrawing" xmlns:wp="http://schemas.openxmlformats.org/drawingml/2006/wordprocessingDrawing" xmlns:w10="urn:schemas-microsoft-com:office:word" xmlns:w="http://schemas.openxmlformats.org/wordprocessingml/2006/main" xmlns:w14="http://schemas.microsoft.com/office/word/2010/wordml" xmlns:w15="http://schemas.microsoft.com/office/word/2012/wordml" xmlns:w16cex="http://schemas.microsoft.com/office/word/2018/wordml/cex" xmlns:w16cid="http://schemas.microsoft.com/office/word/2016/wordml/cid" xmlns:w16="http://schemas.microsoft.com/office/word/2018/wordml" xmlns:w16du="http://schemas.microsoft.com/office/word/2023/wordml/word16du" xmlns:w16sdtdh="http://schemas.microsoft.com/office/word/2020/wordml/sdtdatahash" xmlns:w16sdtfl="http://schemas.microsoft.com/office/word/2024/wordml/sdtformatlock" xmlns:w16se="http://schemas.microsoft.com/office/word/2015/wordml/symex" xmlns:wpg="http://schemas.microsoft.com/office/word/2010/wordprocessingGroup" xmlns:wpi="http://schemas.microsoft.com/office/word/2010/wordprocessingInk" xmlns:wne="http://schemas.microsoft.com/office/word/2006/wordml" xmlns:wps="http://schemas.microsoft.com/office/word/2010/wordprocessingShape" mc:Ignorable="w14 w15 w16se w16cid w16 w16cex w16sdtdh w16sdtfl w16du wp14">
   <w:footnote w:type="separator" w:id="-1">
     <w:p>
       <w:r>
@@ -708,7 +665,7 @@
 </file>
 
 <file path=word/header1.xml><?xml version="1.0" encoding="utf-8"?>
-<w:hdr xmlns:wpc="http://schemas.microsoft.com/office/word/2010/wordprocessingCanvas" xmlns:cx="http://schemas.microsoft.com/office/drawing/2014/chartex" xmlns:cx1="http://schemas.microsoft.com/office/drawing/2015/9/8/chartex" xmlns:cx2="http://schemas.microsoft.com/office/drawing/2015/10/21/chartex" xmlns:cx3="http://schemas.microsoft.com/office/drawing/2016/5/9/chartex" xmlns:cx4="http://schemas.microsoft.com/office/drawing/2016/5/10/chartex" xmlns:cx5="http://schemas.microsoft.com/office/drawing/2016/5/11/chartex" xmlns:cx6="http://schemas.microsoft.com/office/drawing/2016/5/12/chartex" xmlns:cx7="http://schemas.microsoft.com/office/drawing/2016/5/13/chartex" xmlns:cx8="http://schemas.microsoft.com/office/drawing/2016/5/14/chartex" xmlns:mc="http://schemas.openxmlformats.org/markup-compatibility/2006" xmlns:aink="http://schemas.microsoft.com/office/drawing/2016/ink" xmlns:am3d="http://schemas.microsoft.com/office/drawing/2017/model3d" xmlns:o="urn:schemas-microsoft-com:office:office" xmlns:r="http://schemas.openxmlformats.org/officeDocument/2006/relationships" xmlns:m="http://schemas.openxmlformats.org/officeDocument/2006/math" xmlns:v="urn:schemas-microsoft-com:vml" xmlns:wp14="http://schemas.microsoft.com/office/word/2010/wordprocessingDrawing" xmlns:wp="http://schemas.openxmlformats.org/drawingml/2006/wordprocessingDrawing" xmlns:w10="urn:schemas-microsoft-com:office:word" xmlns:w="http://schemas.openxmlformats.org/wordprocessingml/2006/main" xmlns:w14="http://schemas.microsoft.com/office/word/2010/wordml" xmlns:w15="http://schemas.microsoft.com/office/word/2012/wordml" xmlns:w16cex="http://schemas.microsoft.com/office/word/2018/wordml/cex" xmlns:w16cid="http://schemas.microsoft.com/office/word/2016/wordml/cid" xmlns:w16="http://schemas.microsoft.com/office/word/2018/wordml" xmlns:w16sdtdh="http://schemas.microsoft.com/office/word/2020/wordml/sdtdatahash" xmlns:w16se="http://schemas.microsoft.com/office/word/2015/wordml/symex" xmlns:wpg="http://schemas.microsoft.com/office/word/2010/wordprocessingGroup" xmlns:wpi="http://schemas.microsoft.com/office/word/2010/wordprocessingInk" xmlns:wne="http://schemas.microsoft.com/office/word/2006/wordml" xmlns:wps="http://schemas.microsoft.com/office/word/2010/wordprocessingShape" mc:Ignorable="w14 w15 w16se w16cid w16 w16cex w16sdtdh wp14">
+<w:hdr xmlns:wpc="http://schemas.microsoft.com/office/word/2010/wordprocessingCanvas" xmlns:cx="http://schemas.microsoft.com/office/drawing/2014/chartex" xmlns:cx1="http://schemas.microsoft.com/office/drawing/2015/9/8/chartex" xmlns:cx2="http://schemas.microsoft.com/office/drawing/2015/10/21/chartex" xmlns:cx3="http://schemas.microsoft.com/office/drawing/2016/5/9/chartex" xmlns:cx4="http://schemas.microsoft.com/office/drawing/2016/5/10/chartex" xmlns:cx5="http://schemas.microsoft.com/office/drawing/2016/5/11/chartex" xmlns:cx6="http://schemas.microsoft.com/office/drawing/2016/5/12/chartex" xmlns:cx7="http://schemas.microsoft.com/office/drawing/2016/5/13/chartex" xmlns:cx8="http://schemas.microsoft.com/office/drawing/2016/5/14/chartex" xmlns:mc="http://schemas.openxmlformats.org/markup-compatibility/2006" xmlns:aink="http://schemas.microsoft.com/office/drawing/2016/ink" xmlns:am3d="http://schemas.microsoft.com/office/drawing/2017/model3d" xmlns:o="urn:schemas-microsoft-com:office:office" xmlns:oel="http://schemas.microsoft.com/office/2019/extlst" xmlns:r="http://schemas.openxmlformats.org/officeDocument/2006/relationships" xmlns:m="http://schemas.openxmlformats.org/officeDocument/2006/math" xmlns:v="urn:schemas-microsoft-com:vml" xmlns:wp14="http://schemas.microsoft.com/office/word/2010/wordprocessingDrawing" xmlns:wp="http://schemas.openxmlformats.org/drawingml/2006/wordprocessingDrawing" xmlns:w10="urn:schemas-microsoft-com:office:word" xmlns:w="http://schemas.openxmlformats.org/wordprocessingml/2006/main" xmlns:w14="http://schemas.microsoft.com/office/word/2010/wordml" xmlns:w15="http://schemas.microsoft.com/office/word/2012/wordml" xmlns:w16cex="http://schemas.microsoft.com/office/word/2018/wordml/cex" xmlns:w16cid="http://schemas.microsoft.com/office/word/2016/wordml/cid" xmlns:w16="http://schemas.microsoft.com/office/word/2018/wordml" xmlns:w16du="http://schemas.microsoft.com/office/word/2023/wordml/word16du" xmlns:w16sdtdh="http://schemas.microsoft.com/office/word/2020/wordml/sdtdatahash" xmlns:w16sdtfl="http://schemas.microsoft.com/office/word/2024/wordml/sdtformatlock" xmlns:w16se="http://schemas.microsoft.com/office/word/2015/wordml/symex" xmlns:wpg="http://schemas.microsoft.com/office/word/2010/wordprocessingGroup" xmlns:wpi="http://schemas.microsoft.com/office/word/2010/wordprocessingInk" xmlns:wne="http://schemas.microsoft.com/office/word/2006/wordml" xmlns:wps="http://schemas.microsoft.com/office/word/2010/wordprocessingShape" mc:Ignorable="w14 w15 w16se w16cid w16 w16cex w16sdtdh w16sdtfl w16du wp14">
   <w:p>
     <w:pPr>
       <w:pStyle w:val="Cabealho"/>
@@ -766,7 +723,7 @@
 </file>
 
 <file path=word/numbering.xml><?xml version="1.0" encoding="utf-8"?>
-<w:numbering xmlns:wpc="http://schemas.microsoft.com/office/word/2010/wordprocessingCanvas" xmlns:cx="http://schemas.microsoft.com/office/drawing/2014/chartex" xmlns:cx1="http://schemas.microsoft.com/office/drawing/2015/9/8/chartex" xmlns:cx2="http://schemas.microsoft.com/office/drawing/2015/10/21/chartex" xmlns:cx3="http://schemas.microsoft.com/office/drawing/2016/5/9/chartex" xmlns:cx4="http://schemas.microsoft.com/office/drawing/2016/5/10/chartex" xmlns:cx5="http://schemas.microsoft.com/office/drawing/2016/5/11/chartex" xmlns:cx6="http://schemas.microsoft.com/office/drawing/2016/5/12/chartex" xmlns:cx7="http://schemas.microsoft.com/office/drawing/2016/5/13/chartex" xmlns:cx8="http://schemas.microsoft.com/office/drawing/2016/5/14/chartex" xmlns:mc="http://schemas.openxmlformats.org/markup-compatibility/2006" xmlns:aink="http://schemas.microsoft.com/office/drawing/2016/ink" xmlns:am3d="http://schemas.microsoft.com/office/drawing/2017/model3d" xmlns:o="urn:schemas-microsoft-com:office:office" xmlns:r="http://schemas.openxmlformats.org/officeDocument/2006/relationships" xmlns:m="http://schemas.openxmlformats.org/officeDocument/2006/math" xmlns:v="urn:schemas-microsoft-com:vml" xmlns:wp14="http://schemas.microsoft.com/office/word/2010/wordprocessingDrawing" xmlns:wp="http://schemas.openxmlformats.org/drawingml/2006/wordprocessingDrawing" xmlns:w10="urn:schemas-microsoft-com:office:word" xmlns:w="http://schemas.openxmlformats.org/wordprocessingml/2006/main" xmlns:w14="http://schemas.microsoft.com/office/word/2010/wordml" xmlns:w15="http://schemas.microsoft.com/office/word/2012/wordml" xmlns:w16cex="http://schemas.microsoft.com/office/word/2018/wordml/cex" xmlns:w16cid="http://schemas.microsoft.com/office/word/2016/wordml/cid" xmlns:w16="http://schemas.microsoft.com/office/word/2018/wordml" xmlns:w16sdtdh="http://schemas.microsoft.com/office/word/2020/wordml/sdtdatahash" xmlns:w16se="http://schemas.microsoft.com/office/word/2015/wordml/symex" xmlns:wpg="http://schemas.microsoft.com/office/word/2010/wordprocessingGroup" xmlns:wpi="http://schemas.microsoft.com/office/word/2010/wordprocessingInk" xmlns:wne="http://schemas.microsoft.com/office/word/2006/wordml" xmlns:wps="http://schemas.microsoft.com/office/word/2010/wordprocessingShape" mc:Ignorable="w14 w15 w16se w16cid w16 w16cex w16sdtdh wp14">
+<w:numbering xmlns:wpc="http://schemas.microsoft.com/office/word/2010/wordprocessingCanvas" xmlns:cx="http://schemas.microsoft.com/office/drawing/2014/chartex" xmlns:cx1="http://schemas.microsoft.com/office/drawing/2015/9/8/chartex" xmlns:cx2="http://schemas.microsoft.com/office/drawing/2015/10/21/chartex" xmlns:cx3="http://schemas.microsoft.com/office/drawing/2016/5/9/chartex" xmlns:cx4="http://schemas.microsoft.com/office/drawing/2016/5/10/chartex" xmlns:cx5="http://schemas.microsoft.com/office/drawing/2016/5/11/chartex" xmlns:cx6="http://schemas.microsoft.com/office/drawing/2016/5/12/chartex" xmlns:cx7="http://schemas.microsoft.com/office/drawing/2016/5/13/chartex" xmlns:cx8="http://schemas.microsoft.com/office/drawing/2016/5/14/chartex" xmlns:mc="http://schemas.openxmlformats.org/markup-compatibility/2006" xmlns:aink="http://schemas.microsoft.com/office/drawing/2016/ink" xmlns:am3d="http://schemas.microsoft.com/office/drawing/2017/model3d" xmlns:o="urn:schemas-microsoft-com:office:office" xmlns:oel="http://schemas.microsoft.com/office/2019/extlst" xmlns:r="http://schemas.openxmlformats.org/officeDocument/2006/relationships" xmlns:m="http://schemas.openxmlformats.org/officeDocument/2006/math" xmlns:v="urn:schemas-microsoft-com:vml" xmlns:wp14="http://schemas.microsoft.com/office/word/2010/wordprocessingDrawing" xmlns:wp="http://schemas.openxmlformats.org/drawingml/2006/wordprocessingDrawing" xmlns:w10="urn:schemas-microsoft-com:office:word" xmlns:w="http://schemas.openxmlformats.org/wordprocessingml/2006/main" xmlns:w14="http://schemas.microsoft.com/office/word/2010/wordml" xmlns:w15="http://schemas.microsoft.com/office/word/2012/wordml" xmlns:w16cex="http://schemas.microsoft.com/office/word/2018/wordml/cex" xmlns:w16cid="http://schemas.microsoft.com/office/word/2016/wordml/cid" xmlns:w16="http://schemas.microsoft.com/office/word/2018/wordml" xmlns:w16du="http://schemas.microsoft.com/office/word/2023/wordml/word16du" xmlns:w16sdtdh="http://schemas.microsoft.com/office/word/2020/wordml/sdtdatahash" xmlns:w16sdtfl="http://schemas.microsoft.com/office/word/2024/wordml/sdtformatlock" xmlns:w16se="http://schemas.microsoft.com/office/word/2015/wordml/symex" xmlns:wpg="http://schemas.microsoft.com/office/word/2010/wordprocessingGroup" xmlns:wpi="http://schemas.microsoft.com/office/word/2010/wordprocessingInk" xmlns:wne="http://schemas.microsoft.com/office/word/2006/wordml" xmlns:wps="http://schemas.microsoft.com/office/word/2010/wordprocessingShape" mc:Ignorable="w14 w15 w16se w16cid w16 w16cex w16sdtdh w16sdtfl w16du wp14">
   <w:abstractNum w:abstractNumId="0" w15:restartNumberingAfterBreak="0">
     <w:nsid w:val="05BF1CBF"/>
     <w:multiLevelType w:val="multilevel"/>
@@ -1333,47 +1290,47 @@
       </w:rPr>
     </w:lvl>
   </w:abstractNum>
-  <w:num w:numId="1">
+  <w:num w:numId="1" w16cid:durableId="80570450">
     <w:abstractNumId w:val="0"/>
   </w:num>
-  <w:num w:numId="2">
+  <w:num w:numId="2" w16cid:durableId="1903758094">
     <w:abstractNumId w:val="3"/>
   </w:num>
-  <w:num w:numId="3">
+  <w:num w:numId="3" w16cid:durableId="1747074759">
     <w:abstractNumId w:val="1"/>
   </w:num>
-  <w:num w:numId="4">
+  <w:num w:numId="4" w16cid:durableId="1257712940">
     <w:abstractNumId w:val="2"/>
   </w:num>
-  <w:num w:numId="5">
+  <w:num w:numId="5" w16cid:durableId="1168712182">
     <w:abstractNumId w:val="4"/>
   </w:num>
-  <w:num w:numId="6">
+  <w:num w:numId="6" w16cid:durableId="2011056947">
     <w:abstractNumId w:val="0"/>
   </w:num>
-  <w:num w:numId="7">
+  <w:num w:numId="7" w16cid:durableId="425420407">
     <w:abstractNumId w:val="0"/>
   </w:num>
-  <w:num w:numId="8">
+  <w:num w:numId="8" w16cid:durableId="1476068312">
     <w:abstractNumId w:val="0"/>
   </w:num>
-  <w:num w:numId="9">
+  <w:num w:numId="9" w16cid:durableId="609708420">
     <w:abstractNumId w:val="0"/>
   </w:num>
-  <w:num w:numId="10">
+  <w:num w:numId="10" w16cid:durableId="1525510928">
     <w:abstractNumId w:val="0"/>
   </w:num>
-  <w:num w:numId="11">
+  <w:num w:numId="11" w16cid:durableId="1278219296">
     <w:abstractNumId w:val="0"/>
   </w:num>
-  <w:num w:numId="12">
+  <w:num w:numId="12" w16cid:durableId="1058628411">
     <w:abstractNumId w:val="0"/>
   </w:num>
 </w:numbering>
 </file>
 
 <file path=word/styles.xml><?xml version="1.0" encoding="utf-8"?>
-<w:styles xmlns:mc="http://schemas.openxmlformats.org/markup-compatibility/2006" xmlns:r="http://schemas.openxmlformats.org/officeDocument/2006/relationships" xmlns:w="http://schemas.openxmlformats.org/wordprocessingml/2006/main" xmlns:w14="http://schemas.microsoft.com/office/word/2010/wordml" xmlns:w15="http://schemas.microsoft.com/office/word/2012/wordml" xmlns:w16cex="http://schemas.microsoft.com/office/word/2018/wordml/cex" xmlns:w16cid="http://schemas.microsoft.com/office/word/2016/wordml/cid" xmlns:w16="http://schemas.microsoft.com/office/word/2018/wordml" xmlns:w16sdtdh="http://schemas.microsoft.com/office/word/2020/wordml/sdtdatahash" xmlns:w16se="http://schemas.microsoft.com/office/word/2015/wordml/symex" mc:Ignorable="w14 w15 w16se w16cid w16 w16cex w16sdtdh">
+<w:styles xmlns:mc="http://schemas.openxmlformats.org/markup-compatibility/2006" xmlns:r="http://schemas.openxmlformats.org/officeDocument/2006/relationships" xmlns:w="http://schemas.openxmlformats.org/wordprocessingml/2006/main" xmlns:w14="http://schemas.microsoft.com/office/word/2010/wordml" xmlns:w15="http://schemas.microsoft.com/office/word/2012/wordml" xmlns:w16cex="http://schemas.microsoft.com/office/word/2018/wordml/cex" xmlns:w16cid="http://schemas.microsoft.com/office/word/2016/wordml/cid" xmlns:w16="http://schemas.microsoft.com/office/word/2018/wordml" xmlns:w16du="http://schemas.microsoft.com/office/word/2023/wordml/word16du" xmlns:w16sdtdh="http://schemas.microsoft.com/office/word/2020/wordml/sdtdatahash" xmlns:w16sdtfl="http://schemas.microsoft.com/office/word/2024/wordml/sdtformatlock" xmlns:w16se="http://schemas.microsoft.com/office/word/2015/wordml/symex" mc:Ignorable="w14 w15 w16se w16cid w16 w16cex w16sdtdh w16sdtfl w16du">
   <w:docDefaults>
     <w:rPrDefault>
       <w:rPr>
